--- a/Documentation/3MF_Editor_Source_Overview.docx
+++ b/Documentation/3MF_Editor_Source_Overview.docx
@@ -1,7 +1,242 @@
 
 <file path=word/document.xml><?xml version="1.0" encoding="utf-8"?>
-<w:document xmlns:wpc="http://schemas.microsoft.com/office/word/2010/wordprocessingCanvas" xmlns:cx="http://schemas.microsoft.com/office/drawing/2014/chartex" xmlns:cx1="http://schemas.microsoft.com/office/drawing/2015/9/8/chartex" xmlns:cx2="http://schemas.microsoft.com/office/drawing/2015/10/21/chartex" xmlns:cx3="http://schemas.microsoft.com/office/drawing/2016/5/9/chartex" xmlns:cx4="http://schemas.microsoft.com/office/drawing/2016/5/10/chartex" xmlns:cx5="http://schemas.microsoft.com/office/drawing/2016/5/11/chartex" xmlns:cx6="http://schemas.microsoft.com/office/drawing/2016/5/12/chartex" xmlns:cx7="http://schemas.microsoft.com/office/drawing/2016/5/13/chartex" xmlns:cx8="http://schemas.microsoft.com/office/drawing/2016/5/14/chartex" xmlns:mc="http://schemas.openxmlformats.org/markup-compatibility/2006" xmlns:aink="http://schemas.microsoft.com/office/drawing/2016/ink" xmlns:am3d="http://schemas.microsoft.com/office/drawing/2017/model3d" xmlns:o="urn:schemas-microsoft-com:office:office" xmlns:r="http://schemas.openxmlformats.org/officeDocument/2006/relationships" xmlns:m="http://schemas.openxmlformats.org/officeDocument/2006/math" xmlns:v="urn:schemas-microsoft-com:vml" xmlns:wp14="http://schemas.microsoft.com/office/word/2010/wordprocessingDrawing" xmlns:wp="http://schemas.openxmlformats.org/drawingml/2006/wordprocessingDrawing" xmlns:w10="urn:schemas-microsoft-com:office:word" xmlns:w="http://schemas.openxmlformats.org/wordprocessingml/2006/main" xmlns:w14="http://schemas.microsoft.com/office/word/2010/wordml" xmlns:w15="http://schemas.microsoft.com/office/word/2012/wordml" xmlns:w16cex="http://schemas.microsoft.com/office/word/2018/wordml/cex" xmlns:w16cid="http://schemas.microsoft.com/office/word/2016/wordml/cid" xmlns:w16="http://schemas.microsoft.com/office/word/2018/wordml" xmlns:w16sdtdh="http://schemas.microsoft.com/office/word/2020/wordml/sdtdatahash" xmlns:w16se="http://schemas.microsoft.com/office/word/2015/wordml/symex" xmlns:wpg="http://schemas.microsoft.com/office/word/2010/wordprocessingGroup" xmlns:wpi="http://schemas.microsoft.com/office/word/2010/wordprocessingInk" xmlns:wne="http://schemas.microsoft.com/office/word/2006/wordml" xmlns:wps="http://schemas.microsoft.com/office/word/2010/wordprocessingShape" mc:Ignorable="w14 w15 w16se w16cid w16 w16cex w16sdtdh wp14">
+<w:document xmlns:wpc="http://schemas.microsoft.com/office/word/2010/wordprocessingCanvas" xmlns:cx="http://schemas.microsoft.com/office/drawing/2014/chartex" xmlns:cx1="http://schemas.microsoft.com/office/drawing/2015/9/8/chartex" xmlns:cx2="http://schemas.microsoft.com/office/drawing/2015/10/21/chartex" xmlns:cx3="http://schemas.microsoft.com/office/drawing/2016/5/9/chartex" xmlns:cx4="http://schemas.microsoft.com/office/drawing/2016/5/10/chartex" xmlns:cx5="http://schemas.microsoft.com/office/drawing/2016/5/11/chartex" xmlns:cx6="http://schemas.microsoft.com/office/drawing/2016/5/12/chartex" xmlns:cx7="http://schemas.microsoft.com/office/drawing/2016/5/13/chartex" xmlns:cx8="http://schemas.microsoft.com/office/drawing/2016/5/14/chartex" xmlns:mc="http://schemas.openxmlformats.org/markup-compatibility/2006" xmlns:aink="http://schemas.microsoft.com/office/drawing/2016/ink" xmlns:am3d="http://schemas.microsoft.com/office/drawing/2017/model3d" xmlns:o="urn:schemas-microsoft-com:office:office" xmlns:oel="http://schemas.microsoft.com/office/2019/extlst" xmlns:r="http://schemas.openxmlformats.org/officeDocument/2006/relationships" xmlns:m="http://schemas.openxmlformats.org/officeDocument/2006/math" xmlns:v="urn:schemas-microsoft-com:vml" xmlns:wp14="http://schemas.microsoft.com/office/word/2010/wordprocessingDrawing" xmlns:wp="http://schemas.openxmlformats.org/drawingml/2006/wordprocessingDrawing" xmlns:w10="urn:schemas-microsoft-com:office:word" xmlns:w="http://schemas.openxmlformats.org/wordprocessingml/2006/main" xmlns:w14="http://schemas.microsoft.com/office/word/2010/wordml" xmlns:w15="http://schemas.microsoft.com/office/word/2012/wordml" xmlns:w16cex="http://schemas.microsoft.com/office/word/2018/wordml/cex" xmlns:w16cid="http://schemas.microsoft.com/office/word/2016/wordml/cid" xmlns:w16="http://schemas.microsoft.com/office/word/2018/wordml" xmlns:w16du="http://schemas.microsoft.com/office/word/2023/wordml/word16du" xmlns:w16sdtdh="http://schemas.microsoft.com/office/word/2020/wordml/sdtdatahash" xmlns:w16sdtfl="http://schemas.microsoft.com/office/word/2024/wordml/sdtformatlock" xmlns:w16se="http://schemas.microsoft.com/office/word/2015/wordml/symex" xmlns:wpg="http://schemas.microsoft.com/office/word/2010/wordprocessingGroup" xmlns:wpi="http://schemas.microsoft.com/office/word/2010/wordprocessingInk" xmlns:wne="http://schemas.microsoft.com/office/word/2006/wordml" xmlns:wps="http://schemas.microsoft.com/office/word/2010/wordprocessingShape" mc:Ignorable="w14 w15 w16se w16cid w16 w16cex w16sdtdh w16sdtfl w16du wp14">
   <w:body>
+    <w:p>
+      <w:pPr>
+        <w:jc w:val="center"/>
+        <w:rPr>
+          <w:b/>
+          <w:bCs/>
+          <w:sz w:val="72"/>
+          <w:szCs w:val="72"/>
+        </w:rPr>
+      </w:pPr>
+      <w:bookmarkStart w:id="0" w:name="_Toc505161521"/>
+      <w:r>
+        <w:rPr>
+          <w:b/>
+          <w:bCs/>
+          <w:sz w:val="72"/>
+          <w:szCs w:val="72"/>
+        </w:rPr>
+        <w:t xml:space="preserve">3MF </w:t>
+      </w:r>
+      <w:r>
+        <w:rPr>
+          <w:b/>
+          <w:bCs/>
+          <w:sz w:val="72"/>
+          <w:szCs w:val="72"/>
+        </w:rPr>
+        <w:t xml:space="preserve">Editor </w:t>
+      </w:r>
+      <w:r>
+        <w:rPr>
+          <w:b/>
+          <w:bCs/>
+          <w:sz w:val="72"/>
+          <w:szCs w:val="72"/>
+        </w:rPr>
+        <w:t>Source Code Structure</w:t>
+      </w:r>
+    </w:p>
+    <w:p>
+      <w:pPr>
+        <w:jc w:val="center"/>
+        <w:rPr>
+          <w:sz w:val="40"/>
+          <w:szCs w:val="40"/>
+        </w:rPr>
+      </w:pPr>
+      <w:r>
+        <w:rPr>
+          <w:sz w:val="40"/>
+          <w:szCs w:val="40"/>
+        </w:rPr>
+        <w:t xml:space="preserve">Version </w:t>
+      </w:r>
+      <w:r>
+        <w:rPr>
+          <w:sz w:val="40"/>
+          <w:szCs w:val="40"/>
+        </w:rPr>
+        <w:t>1.00</w:t>
+      </w:r>
+    </w:p>
+    <w:p>
+      <w:pPr>
+        <w:jc w:val="center"/>
+      </w:pPr>
+    </w:p>
+    <w:p>
+      <w:pPr>
+        <w:jc w:val="center"/>
+      </w:pPr>
+    </w:p>
+    <w:p>
+      <w:pPr>
+        <w:jc w:val="center"/>
+      </w:pPr>
+    </w:p>
+    <w:p>
+      <w:pPr>
+        <w:jc w:val="center"/>
+      </w:pPr>
+    </w:p>
+    <w:p>
+      <w:pPr>
+        <w:jc w:val="center"/>
+      </w:pPr>
+    </w:p>
+    <w:p>
+      <w:pPr>
+        <w:jc w:val="center"/>
+      </w:pPr>
+    </w:p>
+    <w:p>
+      <w:pPr>
+        <w:jc w:val="center"/>
+      </w:pPr>
+    </w:p>
+    <w:p>
+      <w:pPr>
+        <w:jc w:val="center"/>
+      </w:pPr>
+    </w:p>
+    <w:tbl>
+      <w:tblPr>
+        <w:tblStyle w:val="TableGrid"/>
+        <w:tblW w:w="0" w:type="auto"/>
+        <w:tblLook w:val="04A0" w:firstRow="1" w:lastRow="0" w:firstColumn="1" w:lastColumn="0" w:noHBand="0" w:noVBand="1"/>
+      </w:tblPr>
+      <w:tblGrid>
+        <w:gridCol w:w="1231"/>
+        <w:gridCol w:w="6143"/>
+        <w:gridCol w:w="1976"/>
+      </w:tblGrid>
+      <w:tr>
+        <w:tc>
+          <w:tcPr>
+            <w:tcW w:w="1231" w:type="dxa"/>
+          </w:tcPr>
+          <w:p>
+            <w:pPr>
+              <w:jc w:val="center"/>
+              <w:rPr>
+                <w:b/>
+                <w:bCs/>
+              </w:rPr>
+            </w:pPr>
+            <w:r>
+              <w:rPr>
+                <w:b/>
+                <w:bCs/>
+              </w:rPr>
+              <w:t>Version</w:t>
+            </w:r>
+          </w:p>
+        </w:tc>
+        <w:tc>
+          <w:tcPr>
+            <w:tcW w:w="6143" w:type="dxa"/>
+          </w:tcPr>
+          <w:p>
+            <w:pPr>
+              <w:jc w:val="center"/>
+              <w:rPr>
+                <w:b/>
+                <w:bCs/>
+              </w:rPr>
+            </w:pPr>
+            <w:r>
+              <w:rPr>
+                <w:b/>
+                <w:bCs/>
+              </w:rPr>
+              <w:t>Changes</w:t>
+            </w:r>
+          </w:p>
+        </w:tc>
+        <w:tc>
+          <w:tcPr>
+            <w:tcW w:w="1976" w:type="dxa"/>
+          </w:tcPr>
+          <w:p>
+            <w:pPr>
+              <w:jc w:val="center"/>
+              <w:rPr>
+                <w:b/>
+                <w:bCs/>
+              </w:rPr>
+            </w:pPr>
+            <w:r>
+              <w:rPr>
+                <w:b/>
+                <w:bCs/>
+              </w:rPr>
+              <w:t>Date/Editor</w:t>
+            </w:r>
+          </w:p>
+        </w:tc>
+      </w:tr>
+      <w:tr>
+        <w:tc>
+          <w:tcPr>
+            <w:tcW w:w="1231" w:type="dxa"/>
+          </w:tcPr>
+          <w:p>
+            <w:pPr>
+              <w:jc w:val="center"/>
+              <w:rPr>
+                <w:szCs w:val="20"/>
+              </w:rPr>
+            </w:pPr>
+            <w:r>
+              <w:rPr>
+                <w:szCs w:val="20"/>
+              </w:rPr>
+              <w:t>1.0</w:t>
+            </w:r>
+          </w:p>
+        </w:tc>
+        <w:tc>
+          <w:tcPr>
+            <w:tcW w:w="6143" w:type="dxa"/>
+          </w:tcPr>
+          <w:p>
+            <w:pPr>
+              <w:pStyle w:val="ListParagraph"/>
+              <w:numPr>
+                <w:ilvl w:val="0"/>
+                <w:numId w:val="8"/>
+              </w:numPr>
+            </w:pPr>
+            <w:r>
+              <w:t>Initial Release</w:t>
+            </w:r>
+          </w:p>
+        </w:tc>
+        <w:tc>
+          <w:tcPr>
+            <w:tcW w:w="1976" w:type="dxa"/>
+          </w:tcPr>
+          <w:p>
+            <w:r>
+              <w:t>JZ – 10/1/22</w:t>
+            </w:r>
+          </w:p>
+        </w:tc>
+      </w:tr>
+    </w:tbl>
+    <w:p>
+      <w:pPr>
+        <w:jc w:val="center"/>
+      </w:pPr>
+      <w:r>
+        <w:br w:type="page"/>
+      </w:r>
+    </w:p>
     <w:p>
       <w:pPr>
         <w:pStyle w:val="Heading1"/>
@@ -10,8 +245,8 @@
           <w:numId w:val="0"/>
         </w:numPr>
       </w:pPr>
-      <w:bookmarkStart w:id="0" w:name="_Toc505161521"/>
-      <w:r>
+      <w:r>
+        <w:lastRenderedPageBreak/>
         <w:t>3MF Editor</w:t>
       </w:r>
       <w:r>
@@ -317,7 +552,15 @@
       </w:r>
       <w:proofErr w:type="gramEnd"/>
       <w:r>
-        <w:t xml:space="preserve"> images and the user’s guide that are located in 3MF/</w:t>
+        <w:t xml:space="preserve"> images and the user’s guide that </w:t>
+      </w:r>
+      <w:proofErr w:type="gramStart"/>
+      <w:r>
+        <w:t>are located in</w:t>
+      </w:r>
+      <w:proofErr w:type="gramEnd"/>
+      <w:r>
+        <w:t xml:space="preserve"> 3MF/</w:t>
       </w:r>
       <w:proofErr w:type="spellStart"/>
       <w:r>
@@ -371,15 +614,7 @@
     </w:p>
     <w:p>
       <w:r>
-        <w:t xml:space="preserve">The </w:t>
-      </w:r>
-      <w:proofErr w:type="spellStart"/>
-      <w:r>
-        <w:t>Ini</w:t>
-      </w:r>
-      <w:proofErr w:type="spellEnd"/>
-      <w:r>
-        <w:t xml:space="preserve"> class saves and restores window information so variables like the state the window was in at last use can be restored. The </w:t>
+        <w:t xml:space="preserve">The Ini class saves and restores window information so variables like the state the window was in at last use can be restored. The </w:t>
       </w:r>
       <w:proofErr w:type="spellStart"/>
       <w:r>
@@ -411,7 +646,6 @@
     </w:p>
     <w:p>
       <w:r>
-        <w:lastRenderedPageBreak/>
         <w:t>Note that the code is exceedingly redundant and could be cleaned up by creating methods to parse an expected double, Boolean, integer… but what is here currently works reliably and is simple to expand when you understand the basic process.</w:t>
       </w:r>
     </w:p>
@@ -425,6 +659,7 @@
       </w:pPr>
       <w:proofErr w:type="spellStart"/>
       <w:r>
+        <w:lastRenderedPageBreak/>
         <w:t>IniData</w:t>
       </w:r>
       <w:proofErr w:type="spellEnd"/>
@@ -623,40 +858,43 @@
     </w:p>
     <w:p>
       <w:r>
+        <w:t xml:space="preserve">The primary class for the editor is </w:t>
+      </w:r>
+      <w:proofErr w:type="spellStart"/>
+      <w:r>
+        <w:t>MainFrame</w:t>
+      </w:r>
+      <w:proofErr w:type="spellEnd"/>
+      <w:r>
+        <w:t xml:space="preserve">. The upper right holds a tree, the upper left is text, xml, or an image. The lower left is text for statistics, and the lower right is a console for returning information from other threads or </w:t>
+      </w:r>
+      <w:proofErr w:type="spellStart"/>
+      <w:r>
+        <w:t>api</w:t>
+      </w:r>
+      <w:proofErr w:type="spellEnd"/>
+      <w:r>
+        <w:t xml:space="preserve"> requests. The console in </w:t>
+      </w:r>
+      <w:proofErr w:type="spellStart"/>
+      <w:r>
+        <w:t>MainFrame</w:t>
+      </w:r>
+      <w:proofErr w:type="spellEnd"/>
+      <w:r>
+        <w:t xml:space="preserve"> is still HTML. </w:t>
+      </w:r>
+      <w:proofErr w:type="spellStart"/>
+      <w:r>
+        <w:t>JScrollPanes</w:t>
+      </w:r>
+      <w:proofErr w:type="spellEnd"/>
+      <w:r>
+        <w:t xml:space="preserve"> are placed in each of these areas, which then contain an appropriate </w:t>
+      </w:r>
+      <w:r>
         <w:lastRenderedPageBreak/>
-        <w:t xml:space="preserve">The primary class for the editor is </w:t>
-      </w:r>
-      <w:proofErr w:type="spellStart"/>
-      <w:r>
-        <w:t>MainFrame</w:t>
-      </w:r>
-      <w:proofErr w:type="spellEnd"/>
-      <w:r>
-        <w:t xml:space="preserve">. The upper right holds a tree, the upper left is text, xml, or an image. The lower left is text for statistics, and the lower right is a console for returning information from other threads or </w:t>
-      </w:r>
-      <w:proofErr w:type="spellStart"/>
-      <w:r>
-        <w:t>api</w:t>
-      </w:r>
-      <w:proofErr w:type="spellEnd"/>
-      <w:r>
-        <w:t xml:space="preserve"> requests. The console in </w:t>
-      </w:r>
-      <w:proofErr w:type="spellStart"/>
-      <w:r>
-        <w:t>MainFrame</w:t>
-      </w:r>
-      <w:proofErr w:type="spellEnd"/>
-      <w:r>
-        <w:t xml:space="preserve"> is still HTML. </w:t>
-      </w:r>
-      <w:proofErr w:type="spellStart"/>
-      <w:r>
-        <w:t>JScrollPanes</w:t>
-      </w:r>
-      <w:proofErr w:type="spellEnd"/>
-      <w:r>
-        <w:t xml:space="preserve"> are placed in each of these areas, which then contain an appropriate text, xml, </w:t>
+        <w:t xml:space="preserve">text, xml, </w:t>
       </w:r>
       <w:proofErr w:type="spellStart"/>
       <w:r>
@@ -691,12 +929,17 @@
         <w:t xml:space="preserve"> the </w:t>
       </w:r>
       <w:proofErr w:type="spellStart"/>
+      <w:proofErr w:type="gramStart"/>
       <w:r>
         <w:t>setupFrame</w:t>
       </w:r>
       <w:proofErr w:type="spellEnd"/>
       <w:r>
-        <w:t>() routine. A short overview of the editor is as follows, ignoring the basics of startup:</w:t>
+        <w:t>(</w:t>
+      </w:r>
+      <w:proofErr w:type="gramEnd"/>
+      <w:r>
+        <w:t>) routine. A short overview of the editor is as follows, ignoring the basics of startup:</w:t>
       </w:r>
     </w:p>
     <w:p>
@@ -1025,7 +1268,23 @@
           <w:sz w:val="20"/>
           <w:szCs w:val="20"/>
         </w:rPr>
-        <w:t xml:space="preserve"> restore the window to the same location and size during the programs last operation.</w:t>
+        <w:t xml:space="preserve"> restore the window to the same location and size during the </w:t>
+      </w:r>
+      <w:proofErr w:type="gramStart"/>
+      <w:r>
+        <w:rPr>
+          <w:sz w:val="20"/>
+          <w:szCs w:val="20"/>
+        </w:rPr>
+        <w:t>programs</w:t>
+      </w:r>
+      <w:proofErr w:type="gramEnd"/>
+      <w:r>
+        <w:rPr>
+          <w:sz w:val="20"/>
+          <w:szCs w:val="20"/>
+        </w:rPr>
+        <w:t xml:space="preserve"> last operation.</w:t>
       </w:r>
     </w:p>
     <w:p>
@@ -1144,23 +1403,7 @@
           <w:sz w:val="20"/>
           <w:szCs w:val="20"/>
         </w:rPr>
-        <w:t xml:space="preserve"> </w:t>
-      </w:r>
-      <w:proofErr w:type="spellStart"/>
-      <w:r>
-        <w:rPr>
-          <w:sz w:val="20"/>
-          <w:szCs w:val="20"/>
-        </w:rPr>
-        <w:t>ssh</w:t>
-      </w:r>
-      <w:proofErr w:type="spellEnd"/>
-      <w:r>
-        <w:rPr>
-          <w:sz w:val="20"/>
-          <w:szCs w:val="20"/>
-        </w:rPr>
-        <w:t xml:space="preserve"> session to schedule a build.</w:t>
+        <w:t xml:space="preserve"> ssh session to schedule a build.</w:t>
       </w:r>
     </w:p>
     <w:p>
@@ -1247,7 +1490,23 @@
           <w:sz w:val="20"/>
           <w:szCs w:val="20"/>
         </w:rPr>
-        <w:t xml:space="preserve">: provides a text pane that color codes an xml file to make it clear when elements in </w:t>
+        <w:t xml:space="preserve">: provides a text pane </w:t>
+      </w:r>
+      <w:proofErr w:type="gramStart"/>
+      <w:r>
+        <w:rPr>
+          <w:sz w:val="20"/>
+          <w:szCs w:val="20"/>
+        </w:rPr>
+        <w:t>that color</w:t>
+      </w:r>
+      <w:proofErr w:type="gramEnd"/>
+      <w:r>
+        <w:rPr>
+          <w:sz w:val="20"/>
+          <w:szCs w:val="20"/>
+        </w:rPr>
+        <w:t xml:space="preserve"> codes an xml file to make it clear when elements in </w:t>
       </w:r>
       <w:proofErr w:type="gramStart"/>
       <w:r>
@@ -1277,8 +1536,121 @@
 </file>
 
 <file path=word/numbering.xml><?xml version="1.0" encoding="utf-8"?>
-<w:numbering xmlns:wpc="http://schemas.microsoft.com/office/word/2010/wordprocessingCanvas" xmlns:cx="http://schemas.microsoft.com/office/drawing/2014/chartex" xmlns:cx1="http://schemas.microsoft.com/office/drawing/2015/9/8/chartex" xmlns:cx2="http://schemas.microsoft.com/office/drawing/2015/10/21/chartex" xmlns:cx3="http://schemas.microsoft.com/office/drawing/2016/5/9/chartex" xmlns:cx4="http://schemas.microsoft.com/office/drawing/2016/5/10/chartex" xmlns:cx5="http://schemas.microsoft.com/office/drawing/2016/5/11/chartex" xmlns:cx6="http://schemas.microsoft.com/office/drawing/2016/5/12/chartex" xmlns:cx7="http://schemas.microsoft.com/office/drawing/2016/5/13/chartex" xmlns:cx8="http://schemas.microsoft.com/office/drawing/2016/5/14/chartex" xmlns:mc="http://schemas.openxmlformats.org/markup-compatibility/2006" xmlns:aink="http://schemas.microsoft.com/office/drawing/2016/ink" xmlns:am3d="http://schemas.microsoft.com/office/drawing/2017/model3d" xmlns:o="urn:schemas-microsoft-com:office:office" xmlns:r="http://schemas.openxmlformats.org/officeDocument/2006/relationships" xmlns:m="http://schemas.openxmlformats.org/officeDocument/2006/math" xmlns:v="urn:schemas-microsoft-com:vml" xmlns:wp14="http://schemas.microsoft.com/office/word/2010/wordprocessingDrawing" xmlns:wp="http://schemas.openxmlformats.org/drawingml/2006/wordprocessingDrawing" xmlns:w10="urn:schemas-microsoft-com:office:word" xmlns:w="http://schemas.openxmlformats.org/wordprocessingml/2006/main" xmlns:w14="http://schemas.microsoft.com/office/word/2010/wordml" xmlns:w15="http://schemas.microsoft.com/office/word/2012/wordml" xmlns:w16cex="http://schemas.microsoft.com/office/word/2018/wordml/cex" xmlns:w16cid="http://schemas.microsoft.com/office/word/2016/wordml/cid" xmlns:w16="http://schemas.microsoft.com/office/word/2018/wordml" xmlns:w16sdtdh="http://schemas.microsoft.com/office/word/2020/wordml/sdtdatahash" xmlns:w16se="http://schemas.microsoft.com/office/word/2015/wordml/symex" xmlns:wpg="http://schemas.microsoft.com/office/word/2010/wordprocessingGroup" xmlns:wpi="http://schemas.microsoft.com/office/word/2010/wordprocessingInk" xmlns:wne="http://schemas.microsoft.com/office/word/2006/wordml" xmlns:wps="http://schemas.microsoft.com/office/word/2010/wordprocessingShape" mc:Ignorable="w14 w15 w16se w16cid w16 w16cex w16sdtdh wp14">
+<w:numbering xmlns:wpc="http://schemas.microsoft.com/office/word/2010/wordprocessingCanvas" xmlns:cx="http://schemas.microsoft.com/office/drawing/2014/chartex" xmlns:cx1="http://schemas.microsoft.com/office/drawing/2015/9/8/chartex" xmlns:cx2="http://schemas.microsoft.com/office/drawing/2015/10/21/chartex" xmlns:cx3="http://schemas.microsoft.com/office/drawing/2016/5/9/chartex" xmlns:cx4="http://schemas.microsoft.com/office/drawing/2016/5/10/chartex" xmlns:cx5="http://schemas.microsoft.com/office/drawing/2016/5/11/chartex" xmlns:cx6="http://schemas.microsoft.com/office/drawing/2016/5/12/chartex" xmlns:cx7="http://schemas.microsoft.com/office/drawing/2016/5/13/chartex" xmlns:cx8="http://schemas.microsoft.com/office/drawing/2016/5/14/chartex" xmlns:mc="http://schemas.openxmlformats.org/markup-compatibility/2006" xmlns:aink="http://schemas.microsoft.com/office/drawing/2016/ink" xmlns:am3d="http://schemas.microsoft.com/office/drawing/2017/model3d" xmlns:o="urn:schemas-microsoft-com:office:office" xmlns:oel="http://schemas.microsoft.com/office/2019/extlst" xmlns:r="http://schemas.openxmlformats.org/officeDocument/2006/relationships" xmlns:m="http://schemas.openxmlformats.org/officeDocument/2006/math" xmlns:v="urn:schemas-microsoft-com:vml" xmlns:wp14="http://schemas.microsoft.com/office/word/2010/wordprocessingDrawing" xmlns:wp="http://schemas.openxmlformats.org/drawingml/2006/wordprocessingDrawing" xmlns:w10="urn:schemas-microsoft-com:office:word" xmlns:w="http://schemas.openxmlformats.org/wordprocessingml/2006/main" xmlns:w14="http://schemas.microsoft.com/office/word/2010/wordml" xmlns:w15="http://schemas.microsoft.com/office/word/2012/wordml" xmlns:w16cex="http://schemas.microsoft.com/office/word/2018/wordml/cex" xmlns:w16cid="http://schemas.microsoft.com/office/word/2016/wordml/cid" xmlns:w16="http://schemas.microsoft.com/office/word/2018/wordml" xmlns:w16du="http://schemas.microsoft.com/office/word/2023/wordml/word16du" xmlns:w16sdtdh="http://schemas.microsoft.com/office/word/2020/wordml/sdtdatahash" xmlns:w16sdtfl="http://schemas.microsoft.com/office/word/2024/wordml/sdtformatlock" xmlns:w16se="http://schemas.microsoft.com/office/word/2015/wordml/symex" xmlns:wpg="http://schemas.microsoft.com/office/word/2010/wordprocessingGroup" xmlns:wpi="http://schemas.microsoft.com/office/word/2010/wordprocessingInk" xmlns:wne="http://schemas.microsoft.com/office/word/2006/wordml" xmlns:wps="http://schemas.microsoft.com/office/word/2010/wordprocessingShape" mc:Ignorable="w14 w15 w16se w16cid w16 w16cex w16sdtdh w16sdtfl w16du wp14">
   <w:abstractNum w:abstractNumId="0" w15:restartNumberingAfterBreak="0">
+    <w:nsid w:val="0AE63876"/>
+    <w:multiLevelType w:val="hybridMultilevel"/>
+    <w:tmpl w:val="C5828528"/>
+    <w:lvl w:ilvl="0" w:tplc="04090001">
+      <w:start w:val="1"/>
+      <w:numFmt w:val="bullet"/>
+      <w:lvlText w:val=""/>
+      <w:lvlJc w:val="left"/>
+      <w:pPr>
+        <w:ind w:left="630" w:hanging="360"/>
+      </w:pPr>
+      <w:rPr>
+        <w:rFonts w:ascii="Symbol" w:hAnsi="Symbol" w:hint="default"/>
+      </w:rPr>
+    </w:lvl>
+    <w:lvl w:ilvl="1" w:tplc="04090003">
+      <w:start w:val="1"/>
+      <w:numFmt w:val="bullet"/>
+      <w:lvlText w:val="o"/>
+      <w:lvlJc w:val="left"/>
+      <w:pPr>
+        <w:ind w:left="1440" w:hanging="360"/>
+      </w:pPr>
+      <w:rPr>
+        <w:rFonts w:ascii="Courier New" w:hAnsi="Courier New" w:cs="Courier New" w:hint="default"/>
+      </w:rPr>
+    </w:lvl>
+    <w:lvl w:ilvl="2" w:tplc="04090005">
+      <w:start w:val="1"/>
+      <w:numFmt w:val="bullet"/>
+      <w:lvlText w:val=""/>
+      <w:lvlJc w:val="left"/>
+      <w:pPr>
+        <w:ind w:left="2160" w:hanging="360"/>
+      </w:pPr>
+      <w:rPr>
+        <w:rFonts w:ascii="Wingdings" w:hAnsi="Wingdings" w:hint="default"/>
+      </w:rPr>
+    </w:lvl>
+    <w:lvl w:ilvl="3" w:tplc="04090001" w:tentative="1">
+      <w:start w:val="1"/>
+      <w:numFmt w:val="bullet"/>
+      <w:lvlText w:val=""/>
+      <w:lvlJc w:val="left"/>
+      <w:pPr>
+        <w:ind w:left="2880" w:hanging="360"/>
+      </w:pPr>
+      <w:rPr>
+        <w:rFonts w:ascii="Symbol" w:hAnsi="Symbol" w:hint="default"/>
+      </w:rPr>
+    </w:lvl>
+    <w:lvl w:ilvl="4" w:tplc="04090003" w:tentative="1">
+      <w:start w:val="1"/>
+      <w:numFmt w:val="bullet"/>
+      <w:lvlText w:val="o"/>
+      <w:lvlJc w:val="left"/>
+      <w:pPr>
+        <w:ind w:left="3600" w:hanging="360"/>
+      </w:pPr>
+      <w:rPr>
+        <w:rFonts w:ascii="Courier New" w:hAnsi="Courier New" w:cs="Courier New" w:hint="default"/>
+      </w:rPr>
+    </w:lvl>
+    <w:lvl w:ilvl="5" w:tplc="04090005" w:tentative="1">
+      <w:start w:val="1"/>
+      <w:numFmt w:val="bullet"/>
+      <w:lvlText w:val=""/>
+      <w:lvlJc w:val="left"/>
+      <w:pPr>
+        <w:ind w:left="4320" w:hanging="360"/>
+      </w:pPr>
+      <w:rPr>
+        <w:rFonts w:ascii="Wingdings" w:hAnsi="Wingdings" w:hint="default"/>
+      </w:rPr>
+    </w:lvl>
+    <w:lvl w:ilvl="6" w:tplc="04090001" w:tentative="1">
+      <w:start w:val="1"/>
+      <w:numFmt w:val="bullet"/>
+      <w:lvlText w:val=""/>
+      <w:lvlJc w:val="left"/>
+      <w:pPr>
+        <w:ind w:left="5040" w:hanging="360"/>
+      </w:pPr>
+      <w:rPr>
+        <w:rFonts w:ascii="Symbol" w:hAnsi="Symbol" w:hint="default"/>
+      </w:rPr>
+    </w:lvl>
+    <w:lvl w:ilvl="7" w:tplc="04090003" w:tentative="1">
+      <w:start w:val="1"/>
+      <w:numFmt w:val="bullet"/>
+      <w:lvlText w:val="o"/>
+      <w:lvlJc w:val="left"/>
+      <w:pPr>
+        <w:ind w:left="5760" w:hanging="360"/>
+      </w:pPr>
+      <w:rPr>
+        <w:rFonts w:ascii="Courier New" w:hAnsi="Courier New" w:cs="Courier New" w:hint="default"/>
+      </w:rPr>
+    </w:lvl>
+    <w:lvl w:ilvl="8" w:tplc="04090005" w:tentative="1">
+      <w:start w:val="1"/>
+      <w:numFmt w:val="bullet"/>
+      <w:lvlText w:val=""/>
+      <w:lvlJc w:val="left"/>
+      <w:pPr>
+        <w:ind w:left="6480" w:hanging="360"/>
+      </w:pPr>
+      <w:rPr>
+        <w:rFonts w:ascii="Wingdings" w:hAnsi="Wingdings" w:hint="default"/>
+      </w:rPr>
+    </w:lvl>
+  </w:abstractNum>
+  <w:abstractNum w:abstractNumId="1" w15:restartNumberingAfterBreak="0">
     <w:nsid w:val="16ED49C4"/>
     <w:multiLevelType w:val="hybridMultilevel"/>
     <w:tmpl w:val="48F07B42"/>
@@ -1391,7 +1763,7 @@
       </w:rPr>
     </w:lvl>
   </w:abstractNum>
-  <w:abstractNum w:abstractNumId="1" w15:restartNumberingAfterBreak="0">
+  <w:abstractNum w:abstractNumId="2" w15:restartNumberingAfterBreak="0">
     <w:nsid w:val="2194749A"/>
     <w:multiLevelType w:val="hybridMultilevel"/>
     <w:tmpl w:val="5A3E8A8C"/>
@@ -1504,7 +1876,7 @@
       </w:rPr>
     </w:lvl>
   </w:abstractNum>
-  <w:abstractNum w:abstractNumId="2" w15:restartNumberingAfterBreak="0">
+  <w:abstractNum w:abstractNumId="3" w15:restartNumberingAfterBreak="0">
     <w:nsid w:val="2ADA39D5"/>
     <w:multiLevelType w:val="hybridMultilevel"/>
     <w:tmpl w:val="CBF61894"/>
@@ -1617,7 +1989,7 @@
       </w:rPr>
     </w:lvl>
   </w:abstractNum>
-  <w:abstractNum w:abstractNumId="3" w15:restartNumberingAfterBreak="0">
+  <w:abstractNum w:abstractNumId="4" w15:restartNumberingAfterBreak="0">
     <w:nsid w:val="2E9846DD"/>
     <w:multiLevelType w:val="multilevel"/>
     <w:tmpl w:val="9068875C"/>
@@ -1684,30 +2056,6 @@
         <w:em w:val="none"/>
         <w:lang w:bidi="x-none"/>
         <w:specVanish w:val="0"/>
-        <w14:glow w14:rad="0">
-          <w14:srgbClr w14:val="000000"/>
-        </w14:glow>
-        <w14:shadow w14:blurRad="0" w14:dist="0" w14:dir="0" w14:sx="0" w14:sy="0" w14:kx="0" w14:ky="0" w14:algn="none">
-          <w14:srgbClr w14:val="000000"/>
-        </w14:shadow>
-        <w14:reflection w14:blurRad="0" w14:stA="0" w14:stPos="0" w14:endA="0" w14:endPos="0" w14:dist="0" w14:dir="0" w14:fadeDir="0" w14:sx="0" w14:sy="0" w14:kx="0" w14:ky="0" w14:algn="none"/>
-        <w14:textOutline w14:w="0" w14:cap="rnd" w14:cmpd="sng" w14:algn="ctr">
-          <w14:noFill/>
-          <w14:prstDash w14:val="solid"/>
-          <w14:bevel/>
-        </w14:textOutline>
-        <w14:scene3d>
-          <w14:camera w14:prst="orthographicFront"/>
-          <w14:lightRig w14:rig="threePt" w14:dir="t">
-            <w14:rot w14:lat="0" w14:lon="0" w14:rev="0"/>
-          </w14:lightRig>
-        </w14:scene3d>
-        <w14:props3d w14:extrusionH="0" w14:contourW="0" w14:prstMaterial="none"/>
-        <w14:ligatures w14:val="none"/>
-        <w14:numForm w14:val="default"/>
-        <w14:numSpacing w14:val="default"/>
-        <w14:stylisticSets/>
-        <w14:cntxtAlts w14:val="0"/>
       </w:rPr>
     </w:lvl>
     <w:lvl w:ilvl="3">
@@ -1789,7 +2137,7 @@
       </w:rPr>
     </w:lvl>
   </w:abstractNum>
-  <w:abstractNum w:abstractNumId="4" w15:restartNumberingAfterBreak="0">
+  <w:abstractNum w:abstractNumId="5" w15:restartNumberingAfterBreak="0">
     <w:nsid w:val="4146587B"/>
     <w:multiLevelType w:val="hybridMultilevel"/>
     <w:tmpl w:val="4DCE65F8"/>
@@ -1902,7 +2250,7 @@
       </w:rPr>
     </w:lvl>
   </w:abstractNum>
-  <w:abstractNum w:abstractNumId="5" w15:restartNumberingAfterBreak="0">
+  <w:abstractNum w:abstractNumId="6" w15:restartNumberingAfterBreak="0">
     <w:nsid w:val="53897AF4"/>
     <w:multiLevelType w:val="hybridMultilevel"/>
     <w:tmpl w:val="716CACE6"/>
@@ -2015,7 +2363,7 @@
       </w:rPr>
     </w:lvl>
   </w:abstractNum>
-  <w:abstractNum w:abstractNumId="6" w15:restartNumberingAfterBreak="0">
+  <w:abstractNum w:abstractNumId="7" w15:restartNumberingAfterBreak="0">
     <w:nsid w:val="6E70205A"/>
     <w:multiLevelType w:val="hybridMultilevel"/>
     <w:tmpl w:val="9EB28110"/>
@@ -2128,32 +2476,35 @@
       </w:rPr>
     </w:lvl>
   </w:abstractNum>
-  <w:num w:numId="1">
+  <w:num w:numId="1" w16cid:durableId="945699127">
+    <w:abstractNumId w:val="5"/>
+  </w:num>
+  <w:num w:numId="2" w16cid:durableId="57632157">
     <w:abstractNumId w:val="4"/>
   </w:num>
-  <w:num w:numId="2">
+  <w:num w:numId="3" w16cid:durableId="1223564112">
+    <w:abstractNumId w:val="2"/>
+  </w:num>
+  <w:num w:numId="4" w16cid:durableId="839613399">
+    <w:abstractNumId w:val="6"/>
+  </w:num>
+  <w:num w:numId="5" w16cid:durableId="185606583">
+    <w:abstractNumId w:val="1"/>
+  </w:num>
+  <w:num w:numId="6" w16cid:durableId="466706751">
     <w:abstractNumId w:val="3"/>
   </w:num>
-  <w:num w:numId="3">
-    <w:abstractNumId w:val="1"/>
+  <w:num w:numId="7" w16cid:durableId="1630476374">
+    <w:abstractNumId w:val="7"/>
   </w:num>
-  <w:num w:numId="4">
-    <w:abstractNumId w:val="5"/>
-  </w:num>
-  <w:num w:numId="5">
+  <w:num w:numId="8" w16cid:durableId="1075008583">
     <w:abstractNumId w:val="0"/>
-  </w:num>
-  <w:num w:numId="6">
-    <w:abstractNumId w:val="2"/>
-  </w:num>
-  <w:num w:numId="7">
-    <w:abstractNumId w:val="6"/>
   </w:num>
 </w:numbering>
 </file>
 
 <file path=word/styles.xml><?xml version="1.0" encoding="utf-8"?>
-<w:styles xmlns:mc="http://schemas.openxmlformats.org/markup-compatibility/2006" xmlns:r="http://schemas.openxmlformats.org/officeDocument/2006/relationships" xmlns:w="http://schemas.openxmlformats.org/wordprocessingml/2006/main" xmlns:w14="http://schemas.microsoft.com/office/word/2010/wordml" xmlns:w15="http://schemas.microsoft.com/office/word/2012/wordml" xmlns:w16cex="http://schemas.microsoft.com/office/word/2018/wordml/cex" xmlns:w16cid="http://schemas.microsoft.com/office/word/2016/wordml/cid" xmlns:w16="http://schemas.microsoft.com/office/word/2018/wordml" xmlns:w16sdtdh="http://schemas.microsoft.com/office/word/2020/wordml/sdtdatahash" xmlns:w16se="http://schemas.microsoft.com/office/word/2015/wordml/symex" mc:Ignorable="w14 w15 w16se w16cid w16 w16cex w16sdtdh">
+<w:styles xmlns:mc="http://schemas.openxmlformats.org/markup-compatibility/2006" xmlns:r="http://schemas.openxmlformats.org/officeDocument/2006/relationships" xmlns:w="http://schemas.openxmlformats.org/wordprocessingml/2006/main" xmlns:w14="http://schemas.microsoft.com/office/word/2010/wordml" xmlns:w15="http://schemas.microsoft.com/office/word/2012/wordml" xmlns:w16cex="http://schemas.microsoft.com/office/word/2018/wordml/cex" xmlns:w16cid="http://schemas.microsoft.com/office/word/2016/wordml/cid" xmlns:w16="http://schemas.microsoft.com/office/word/2018/wordml" xmlns:w16du="http://schemas.microsoft.com/office/word/2023/wordml/word16du" xmlns:w16sdtdh="http://schemas.microsoft.com/office/word/2020/wordml/sdtdatahash" xmlns:w16sdtfl="http://schemas.microsoft.com/office/word/2024/wordml/sdtformatlock" xmlns:w16se="http://schemas.microsoft.com/office/word/2015/wordml/symex" mc:Ignorable="w14 w15 w16se w16cid w16 w16cex w16sdtdh w16sdtfl w16du">
   <w:docDefaults>
     <w:rPrDefault>
       <w:rPr>
@@ -2324,7 +2675,7 @@
     <w:lsdException w:name="Table Web 2" w:semiHidden="1" w:unhideWhenUsed="1"/>
     <w:lsdException w:name="Table Web 3" w:semiHidden="1" w:unhideWhenUsed="1"/>
     <w:lsdException w:name="Balloon Text" w:semiHidden="1" w:unhideWhenUsed="1"/>
-    <w:lsdException w:name="Table Grid" w:uiPriority="59"/>
+    <w:lsdException w:name="Table Grid" w:uiPriority="39"/>
     <w:lsdException w:name="Table Theme" w:semiHidden="1" w:unhideWhenUsed="1"/>
     <w:lsdException w:name="Placeholder Text" w:semiHidden="1"/>
     <w:lsdException w:name="No Spacing" w:uiPriority="1" w:qFormat="1"/>
@@ -3012,6 +3363,25 @@
       <w:spacing w:after="0" w:line="240" w:lineRule="auto"/>
     </w:pPr>
   </w:style>
+  <w:style w:type="table" w:styleId="TableGrid">
+    <w:name w:val="Table Grid"/>
+    <w:basedOn w:val="TableNormal"/>
+    <w:uiPriority w:val="39"/>
+    <w:rsid w:val="000716C9"/>
+    <w:pPr>
+      <w:spacing w:after="0" w:line="240" w:lineRule="auto"/>
+    </w:pPr>
+    <w:tblPr>
+      <w:tblBorders>
+        <w:top w:val="single" w:sz="4" w:space="0" w:color="auto"/>
+        <w:left w:val="single" w:sz="4" w:space="0" w:color="auto"/>
+        <w:bottom w:val="single" w:sz="4" w:space="0" w:color="auto"/>
+        <w:right w:val="single" w:sz="4" w:space="0" w:color="auto"/>
+        <w:insideH w:val="single" w:sz="4" w:space="0" w:color="auto"/>
+        <w:insideV w:val="single" w:sz="4" w:space="0" w:color="auto"/>
+      </w:tblBorders>
+    </w:tblPr>
+  </w:style>
 </w:styles>
 </file>
 
